--- a/pr-preview/pr-213/chapters/software-text-tracked-changes.docx
+++ b/pr-preview/pr-213/chapters/software-text-tracked-changes.docx
@@ -16,7 +16,7 @@
       </w:pPr>
       <w:del w:id="1" w:author="PR Preview" w:date="2026-01-01T00:00:00Z">
         <w:r>
-          <w:delText xml:space="preserve">Last modified: 2026-10-15 22:11:04 (PDT)</w:delText>
+          <w:delText xml:space="preserve">Last modified: 2026-10-15 23:42:45 (PDT)</w:delText>
         </w:r>
       </w:del>
     </w:p>
@@ -26,7 +26,7 @@
       </w:pPr>
       <w:ins w:id="2" w:author="PR Preview" w:date="2026-01-01T00:00:00Z">
         <w:r>
-          <w:t xml:space="preserve">Last modified: 2026-10-15 23:21:43 (PDT)</w:t>
+          <w:t xml:space="preserve">Last modified: 2026-10-16 00:04:38 (PDT)</w:t>
         </w:r>
       </w:ins>
     </w:p>
@@ -47,7 +47,7 @@
         </w:numPr>
       </w:pPr>
       <w:r>
-        <w:t xml:space="preserve">pull requests;</w:t>
+        <w:t xml:space="preserve">pull requests</w:t>
       </w:r>
     </w:p>
     <w:p>
@@ -59,7 +59,7 @@
         </w:numPr>
       </w:pPr>
       <w:r>
-        <w:t xml:space="preserve">issues;</w:t>
+        <w:t xml:space="preserve">issues</w:t>
       </w:r>
     </w:p>
     <w:p>
@@ -71,7 +71,7 @@
         </w:numPr>
       </w:pPr>
       <w:r>
-        <w:t xml:space="preserve">commit messages;</w:t>
+        <w:t xml:space="preserve">commit messages</w:t>
       </w:r>
     </w:p>
     <w:p>
@@ -83,7 +83,7 @@
         </w:numPr>
       </w:pPr>
       <w:r>
-        <w:t xml:space="preserve">READMEs;</w:t>
+        <w:t xml:space="preserve">READMEs</w:t>
       </w:r>
     </w:p>
     <w:p>
@@ -95,7 +95,7 @@
         </w:numPr>
       </w:pPr>
       <w:r>
-        <w:t xml:space="preserve">code comments;</w:t>
+        <w:t xml:space="preserve">code comments</w:t>
       </w:r>
     </w:p>
     <w:p>
@@ -107,7 +107,7 @@
         </w:numPr>
       </w:pPr>
       <w:r>
-        <w:t xml:space="preserve">release notes.</w:t>
+        <w:t xml:space="preserve">release notes</w:t>
       </w:r>
     </w:p>
     <w:p>
@@ -115,19 +115,13 @@
         <w:pStyle w:val="FirstParagraph"/>
       </w:pPr>
       <w:r>
-        <w:t xml:space="preserve">The readers of these documents are busy and often unfamiliar with the change.</w:t>
+        <w:t xml:space="preserve">Readers of these documents often arrive without context on the change, so the rules in the other chapters apply to them too.</w:t>
       </w:r>
       <w:r>
         <w:t xml:space="preserve"> </w:t>
       </w:r>
       <w:r>
-        <w:t xml:space="preserve">The rules in the other chapters apply to these documents too.</w:t>
-      </w:r>
-      <w:r>
-        <w:t xml:space="preserve"> </w:t>
-      </w:r>
-      <w:r>
-        <w:t xml:space="preserve">This chapter lists the general rules that matter most for them and adds a few that belong to software.</w:t>
+        <w:t xml:space="preserve">This chapter lists the general rules that matter most here and adds a few that belong to software.</w:t>
       </w:r>
     </w:p>
     <w:bookmarkStart w:id="14" w:name="apply-the-general-rules"/>
@@ -185,7 +179,7 @@
         <w:t xml:space="preserve"> </w:t>
       </w:r>
       <w:r>
-        <w:t xml:space="preserve">write one main idea per sentence and at most one subordinate clause.</w:t>
+        <w:t xml:space="preserve">write one main idea per sentence and avoid piling several subordinate clauses into one.</w:t>
       </w:r>
     </w:p>
     <w:p>
@@ -237,7 +231,13 @@
         <w:t xml:space="preserve"> </w:t>
       </w:r>
       <w:r>
-        <w:t xml:space="preserve">Skip the scan for code, terse status lines, and short replies.</w:t>
+        <w:t xml:space="preserve">Skip the scan for code, terse status lines, and short replies,</w:t>
+      </w:r>
+      <w:r>
+        <w:t xml:space="preserve"> </w:t>
+      </w:r>
+      <w:r>
+        <w:t xml:space="preserve">which are too short to contain a cluster of tells.</w:t>
       </w:r>
     </w:p>
     <w:p>
@@ -318,6 +318,22 @@
         <w:t xml:space="preserve">Link the issue, the data, or the document that motivates the change.</w:t>
       </w:r>
     </w:p>
+    <w:p>
+      <w:pPr>
+        <w:pStyle w:val="BlockText"/>
+      </w:pPr>
+      <w:r>
+        <w:t xml:space="preserve">❌ Update plotting code.</w:t>
+      </w:r>
+    </w:p>
+    <w:p>
+      <w:pPr>
+        <w:pStyle w:val="BlockText"/>
+      </w:pPr>
+      <w:r>
+        <w:t xml:space="preserve">✅ Label the y-axis in original units, so the figure no longer shows log-odds.</w:t>
+      </w:r>
+    </w:p>
     <w:bookmarkEnd w:id="15"/>
     <w:bookmarkStart w:id="16" w:name="comment-code-sparingly"/>
     <w:p>
@@ -349,7 +365,7 @@
         </w:numPr>
       </w:pPr>
       <w:r>
-        <w:t xml:space="preserve">Keep each comment to one phrase where one phrase suffices.</w:t>
+        <w:t xml:space="preserve">Keep each comment as short as it can be while still giving the reason.</w:t>
       </w:r>
     </w:p>
     <w:p>
@@ -365,7 +381,7 @@
       </w:r>
     </w:p>
     <w:bookmarkEnd w:id="16"/>
-    <w:bookmarkStart w:id="21" w:name="write-release-notes-for-the-user"/>
+    <w:bookmarkStart w:id="17" w:name="write-release-notes-for-the-user"/>
     <w:p>
       <w:pPr>
         <w:pStyle w:val="Heading2"/>
@@ -395,143 +411,10 @@
         </w:numPr>
       </w:pPr>
       <w:r>
-        <w:t xml:space="preserve">Put breaking changes first.</w:t>
-      </w:r>
-    </w:p>
-    <w:tbl>
-      <w:tblPr>
-        <w:tblStyle w:val="Table"/>
-        <w:tblLook w:firstRow="0" w:lastRow="0" w:firstColumn="0" w:lastColumn="0" w:noHBand="0" w:noVBand="0" w:val="0000"/>
-        <w:tblBorders>
-          <w:top w:val="single" w:sz="4" w:space="0" w:color="0758E5"/>
-          <w:left w:val="single" w:sz="24" w:space="0" w:color="0758E5"/>
-          <w:bottom w:val="single" w:sz="4" w:space="0" w:color="0758E5"/>
-          <w:right w:val="single" w:sz="4" w:space="0" w:color="0758E5"/>
-        </w:tblBorders>
-        <w:tblCellMar>
-          <w:left w:w="144" w:type="dxa"/>
-          <w:right w:w="144" w:type="dxa"/>
-        </w:tblCellMar>
-        <w:tblLook w:firstRow="0" w:lastRow="0" w:firstColumn="0" w:lastColumn="0" w:noHBand="0" w:noVBand="0" w:val="0000"/>
-      </w:tblPr>
-      <w:tr>
-        <w:trPr>
-          <w:cantSplit/>
-        </w:trPr>
-        <w:tc>
-          <w:tcPr>
-            <w:shd w:color="auto" w:fill="dae6fb" w:val="clear"/>
-            <w:tcMar>
-              <w:top w:w="92" w:type="dxa"/>
-              <w:bottom w:w="92" w:type="dxa"/>
-            </w:tcMar>
-          </w:tcPr>
-          <w:p>
-            <w:pPr>
-              <w:pStyle w:val="FirstParagraph"/>
-            </w:pPr>
-            <w:pPr>
-              <w:spacing w:before="0" w:after="0"/>
-              <w:textAlignment w:val="center"/>
-            </w:pPr>
-            <w:r>
-              <w:drawing>
-                <wp:inline>
-                  <wp:extent cx="152400" cy="152400"/>
-                  <wp:effectExtent b="0" l="0" r="0" t="0"/>
-                  <wp:docPr descr="" title="" id="18" name="Picture"/>
-                  <a:graphic>
-                    <a:graphicData uri="http://schemas.openxmlformats.org/drawingml/2006/picture">
-                      <pic:pic>
-                        <pic:nvPicPr>
-                          <pic:cNvPr descr="/opt/quarto/share/formats/docx/note.png" id="19" name="Picture"/>
-                          <pic:cNvPicPr>
-                            <a:picLocks noChangeArrowheads="1" noChangeAspect="1"/>
-                          </pic:cNvPicPr>
-                        </pic:nvPicPr>
-                        <pic:blipFill>
-                          <a:blip r:embed="rId17"/>
-                          <a:stretch>
-                            <a:fillRect/>
-                          </a:stretch>
-                        </pic:blipFill>
-                        <pic:spPr bwMode="auto">
-                          <a:xfrm>
-                            <a:off x="0" y="0"/>
-                            <a:ext cx="152400" cy="152400"/>
-                          </a:xfrm>
-                          <a:prstGeom prst="rect">
-                            <a:avLst/>
-                          </a:prstGeom>
-                          <a:noFill/>
-                          <a:ln w="9525">
-                            <a:noFill/>
-                            <a:headEnd/>
-                            <a:tailEnd/>
-                          </a:ln>
-                        </pic:spPr>
-                      </pic:pic>
-                    </a:graphicData>
-                  </a:graphic>
-                </wp:inline>
-              </w:drawing>
-            </w:r>
-            <w:r>
-              <w:t xml:space="preserve"> </w:t>
-            </w:r>
-            <w:r>
-              <w:t xml:space="preserve"> </w:t>
-            </w:r>
-            <w:r>
-              <w:t xml:space="preserve">Source</w:t>
-            </w:r>
-          </w:p>
-        </w:tc>
-      </w:tr>
-      <w:tr>
-        <w:trPr>
-          <w:cantSplit/>
-        </w:trPr>
-        <w:tc>
-          <w:tcPr>
-            <w:tcMar>
-              <w:top w:w="108" w:type="dxa"/>
-              <w:bottom w:w="108" w:type="dxa"/>
-            </w:tcMar>
-          </w:tcPr>
-          <w:p>
-            <w:pPr>
-              <w:pStyle w:val="BodyText"/>
-            </w:pPr>
-            <w:pPr>
-              <w:spacing w:before="16" w:after="16"/>
-            </w:pPr>
-            <w:r>
-              <w:t xml:space="preserve">The scope of this chapter, plain prose for all user-facing text, comes from the</w:t>
-            </w:r>
-            <w:r>
-              <w:t xml:space="preserve"> </w:t>
-            </w:r>
-            <w:hyperlink r:id="rId20">
-              <w:r>
-                <w:rPr>
-                  <w:rStyle w:val="Hyperlink"/>
-                </w:rPr>
-                <w:t xml:space="preserve">Writing</w:t>
-              </w:r>
-            </w:hyperlink>
-            <w:r>
-              <w:t xml:space="preserve"> </w:t>
-            </w:r>
-            <w:r>
-              <w:t xml:space="preserve">chapter of the UCD-SERG lab manual.</w:t>
-            </w:r>
-          </w:p>
-          <w:p/>
-        </w:tc>
-      </w:tr>
-    </w:tbl>
-    <w:bookmarkEnd w:id="21"/>
+        <w:t xml:space="preserve">Put breaking changes first, because the user must act on them.</w:t>
+      </w:r>
+    </w:p>
+    <w:bookmarkEnd w:id="17"/>
     <w:sectPr>
       <w:footnotePr>
         <w:numRestart w:val="eachSect"/>

--- a/pr-preview/pr-213/chapters/software-text-tracked-changes.docx
+++ b/pr-preview/pr-213/chapters/software-text-tracked-changes.docx
@@ -26,7 +26,7 @@
       </w:pPr>
       <w:ins w:id="2" w:author="PR Preview" w:date="2026-01-01T00:00:00Z">
         <w:r>
-          <w:t xml:space="preserve">Last modified: 2026-10-16 00:04:38 (PDT)</w:t>
+          <w:t xml:space="preserve">Last modified: 2026-10-16 00:10:54 (PDT)</w:t>
         </w:r>
       </w:ins>
     </w:p>

--- a/pr-preview/pr-213/chapters/software-text-tracked-changes.docx
+++ b/pr-preview/pr-213/chapters/software-text-tracked-changes.docx
@@ -26,7 +26,7 @@
       </w:pPr>
       <w:ins w:id="2" w:author="PR Preview" w:date="2026-01-01T00:00:00Z">
         <w:r>
-          <w:t xml:space="preserve">Last modified: 2026-10-16 00:10:54 (PDT)</w:t>
+          <w:t xml:space="preserve">Last modified: 2026-10-16 00:21:53 (PDT)</w:t>
         </w:r>
       </w:ins>
     </w:p>

--- a/pr-preview/pr-213/chapters/software-text-tracked-changes.docx
+++ b/pr-preview/pr-213/chapters/software-text-tracked-changes.docx
@@ -26,7 +26,7 @@
       </w:pPr>
       <w:ins w:id="2" w:author="PR Preview" w:date="2026-01-01T00:00:00Z">
         <w:r>
-          <w:t xml:space="preserve">Last modified: 2026-10-16 00:21:53 (PDT)</w:t>
+          <w:t xml:space="preserve">Last modified: 2026-10-16 00:27:15 (PDT)</w:t>
         </w:r>
       </w:ins>
     </w:p>

--- a/pr-preview/pr-213/chapters/software-text-tracked-changes.docx
+++ b/pr-preview/pr-213/chapters/software-text-tracked-changes.docx
@@ -26,7 +26,7 @@
       </w:pPr>
       <w:ins w:id="2" w:author="PR Preview" w:date="2026-01-01T00:00:00Z">
         <w:r>
-          <w:t xml:space="preserve">Last modified: 2026-10-16 00:27:15 (PDT)</w:t>
+          <w:t xml:space="preserve">Last modified: 2026-10-16 00:38:59 (PDT)</w:t>
         </w:r>
       </w:ins>
     </w:p>

--- a/pr-preview/pr-213/chapters/software-text-tracked-changes.docx
+++ b/pr-preview/pr-213/chapters/software-text-tracked-changes.docx
@@ -26,7 +26,7 @@
       </w:pPr>
       <w:ins w:id="2" w:author="PR Preview" w:date="2026-01-01T00:00:00Z">
         <w:r>
-          <w:t xml:space="preserve">Last modified: 2026-10-16 00:38:59 (PDT)</w:t>
+          <w:t xml:space="preserve">Last modified: 2026-10-16 00:47:33 (PDT)</w:t>
         </w:r>
       </w:ins>
     </w:p>

--- a/pr-preview/pr-213/chapters/software-text-tracked-changes.docx
+++ b/pr-preview/pr-213/chapters/software-text-tracked-changes.docx
@@ -16,7 +16,7 @@
       </w:pPr>
       <w:del w:id="1" w:author="PR Preview" w:date="2026-01-01T00:00:00Z">
         <w:r>
-          <w:delText xml:space="preserve">Last modified: 2026-10-15 23:42:45 (PDT)</w:delText>
+          <w:delText xml:space="preserve">Last modified: 2026-10-16 05:04:39 (PDT)</w:delText>
         </w:r>
       </w:del>
     </w:p>
@@ -26,7 +26,7 @@
       </w:pPr>
       <w:ins w:id="2" w:author="PR Preview" w:date="2026-01-01T00:00:00Z">
         <w:r>
-          <w:t xml:space="preserve">Last modified: 2026-10-16 00:47:33 (PDT)</w:t>
+          <w:t xml:space="preserve">Last modified: 2026-10-16 05:05:17 (PDT)</w:t>
         </w:r>
       </w:ins>
     </w:p>
@@ -381,13 +381,27 @@
       </w:r>
     </w:p>
     <w:bookmarkEnd w:id="16"/>
-    <w:bookmarkStart w:id="17" w:name="write-release-notes-for-the-user"/>
+    <w:bookmarkStart w:id="19" w:name="check-cran-before-you-name-an-r-package"/>
     <w:p>
       <w:pPr>
         <w:pStyle w:val="Heading2"/>
       </w:pPr>
       <w:r>
-        <w:t xml:space="preserve">4 Write release notes for the user</w:t>
+        <w:t xml:space="preserve">4 Check CRAN before you name an R package</w:t>
+      </w:r>
+    </w:p>
+    <w:p>
+      <w:pPr>
+        <w:pStyle w:val="FirstParagraph"/>
+      </w:pPr>
+      <w:r>
+        <w:t xml:space="preserve">Before you propose a name for an R package, check that nobody already uses it.</w:t>
+      </w:r>
+      <w:r>
+        <w:t xml:space="preserve"> </w:t>
+      </w:r>
+      <w:r>
+        <w:t xml:space="preserve">Search these places, and report the result with the name:</w:t>
       </w:r>
     </w:p>
     <w:p>
@@ -399,6 +413,118 @@
         </w:numPr>
       </w:pPr>
       <w:r>
+        <w:t xml:space="preserve">the package page on</w:t>
+      </w:r>
+      <w:r>
+        <w:t xml:space="preserve"> </w:t>
+      </w:r>
+      <w:hyperlink r:id="rId17">
+        <w:r>
+          <w:rPr>
+            <w:rStyle w:val="Hyperlink"/>
+          </w:rPr>
+          <w:t xml:space="preserve">CRAN</w:t>
+        </w:r>
+      </w:hyperlink>
+      <w:r>
+        <w:t xml:space="preserve">,</w:t>
+      </w:r>
+      <w:r>
+        <w:t xml:space="preserve"> </w:t>
+      </w:r>
+      <w:r>
+        <w:t xml:space="preserve">at</w:t>
+      </w:r>
+      <w:r>
+        <w:t xml:space="preserve"> </w:t>
+      </w:r>
+      <w:r>
+        <w:rPr>
+          <w:rStyle w:val="VerbatimChar"/>
+        </w:rPr>
+        <w:t xml:space="preserve">https://cran.r-project.org/web/packages/&lt;name&gt;/index.html</w:t>
+      </w:r>
+      <w:r>
+        <w:t xml:space="preserve">, which returns 404 when the name is free;</w:t>
+      </w:r>
+    </w:p>
+    <w:p>
+      <w:pPr>
+        <w:pStyle w:val="Compact"/>
+        <w:numPr>
+          <w:ilvl w:val="0"/>
+          <w:numId w:val="1005"/>
+        </w:numPr>
+      </w:pPr>
+      <w:r>
+        <w:t xml:space="preserve">the CRAN archive,</w:t>
+      </w:r>
+      <w:r>
+        <w:t xml:space="preserve"> </w:t>
+      </w:r>
+      <w:r>
+        <w:t xml:space="preserve">at</w:t>
+      </w:r>
+      <w:r>
+        <w:t xml:space="preserve"> </w:t>
+      </w:r>
+      <w:r>
+        <w:rPr>
+          <w:rStyle w:val="VerbatimChar"/>
+        </w:rPr>
+        <w:t xml:space="preserve">https://cran.r-project.org/src/contrib/Archive/&lt;name&gt;/</w:t>
+      </w:r>
+      <w:r>
+        <w:t xml:space="preserve">, because a removed package still holds its name;</w:t>
+      </w:r>
+    </w:p>
+    <w:p>
+      <w:pPr>
+        <w:pStyle w:val="Compact"/>
+        <w:numPr>
+          <w:ilvl w:val="0"/>
+          <w:numId w:val="1005"/>
+        </w:numPr>
+      </w:pPr>
+      <w:hyperlink r:id="rId18">
+        <w:r>
+          <w:rPr>
+            <w:rStyle w:val="Hyperlink"/>
+          </w:rPr>
+          <w:t xml:space="preserve">Bioconductor</w:t>
+        </w:r>
+      </w:hyperlink>
+      <w:r>
+        <w:t xml:space="preserve">.</w:t>
+      </w:r>
+    </w:p>
+    <w:p>
+      <w:pPr>
+        <w:pStyle w:val="FirstParagraph"/>
+      </w:pPr>
+      <w:r>
+        <w:t xml:space="preserve">A name that CRAN has used is usually unavailable for a new package and confuses users, so pick a different name.</w:t>
+      </w:r>
+    </w:p>
+    <w:bookmarkEnd w:id="19"/>
+    <w:bookmarkStart w:id="20" w:name="write-release-notes-for-the-user"/>
+    <w:p>
+      <w:pPr>
+        <w:pStyle w:val="Heading2"/>
+      </w:pPr>
+      <w:r>
+        <w:t xml:space="preserve">5 Write release notes for the user</w:t>
+      </w:r>
+    </w:p>
+    <w:p>
+      <w:pPr>
+        <w:pStyle w:val="Compact"/>
+        <w:numPr>
+          <w:ilvl w:val="0"/>
+          <w:numId w:val="1006"/>
+        </w:numPr>
+      </w:pPr>
+      <w:r>
         <w:t xml:space="preserve">Describe each change by its effect on the user, not by the file that changed.</w:t>
       </w:r>
     </w:p>
@@ -407,14 +533,14 @@
         <w:pStyle w:val="Compact"/>
         <w:numPr>
           <w:ilvl w:val="0"/>
-          <w:numId w:val="1005"/>
+          <w:numId w:val="1006"/>
         </w:numPr>
       </w:pPr>
       <w:r>
         <w:t xml:space="preserve">Put breaking changes first, because the user must act on them.</w:t>
       </w:r>
     </w:p>
-    <w:bookmarkEnd w:id="17"/>
+    <w:bookmarkEnd w:id="20"/>
     <w:sectPr>
       <w:footnotePr>
         <w:numRestart w:val="eachSect"/>
@@ -644,6 +770,9 @@
     <w:abstractNumId w:val="991"/>
   </w:num>
   <w:num w:numId="1005">
+    <w:abstractNumId w:val="991"/>
+  </w:num>
+  <w:num w:numId="1006">
     <w:abstractNumId w:val="991"/>
   </w:num>
 </w:numbering>
